--- a/ПР3.docx
+++ b/ПР3.docx
@@ -1,6 +1,6 @@
 
 <file path=word/document.xml><?xml version="1.0" encoding="utf-8"?>
-<w:document xmlns:wpc="http://schemas.microsoft.com/office/word/2010/wordprocessingCanvas" xmlns:cx="http://schemas.microsoft.com/office/drawing/2014/chartex" xmlns:mc="http://schemas.openxmlformats.org/markup-compatibility/2006" xmlns:o="urn:schemas-microsoft-com:office:office" xmlns:r="http://schemas.openxmlformats.org/officeDocument/2006/relationships" xmlns:m="http://schemas.openxmlformats.org/officeDocument/2006/math" xmlns:v="urn:schemas-microsoft-com:vml" xmlns:wp14="http://schemas.microsoft.com/office/word/2010/wordprocessingDrawing" xmlns:wp="http://schemas.openxmlformats.org/drawingml/2006/wordprocessingDrawing" xmlns:w10="urn:schemas-microsoft-com:office:word" xmlns:w="http://schemas.openxmlformats.org/wordprocessingml/2006/main" xmlns:w14="http://schemas.microsoft.com/office/word/2010/wordml" xmlns:w15="http://schemas.microsoft.com/office/word/2012/wordml" xmlns:w16se="http://schemas.microsoft.com/office/word/2015/wordml/symex" xmlns:wpg="http://schemas.microsoft.com/office/word/2010/wordprocessingGroup" xmlns:wpi="http://schemas.microsoft.com/office/word/2010/wordprocessingInk" xmlns:wne="http://schemas.microsoft.com/office/word/2006/wordml" xmlns:wps="http://schemas.microsoft.com/office/word/2010/wordprocessingShape" mc:Ignorable="w14 w15 w16se wp14">
+<w:document xmlns:wpc="http://schemas.microsoft.com/office/word/2010/wordprocessingCanvas" xmlns:cx="http://schemas.microsoft.com/office/drawing/2014/chartex" xmlns:cx1="http://schemas.microsoft.com/office/drawing/2015/9/8/chartex" xmlns:cx2="http://schemas.microsoft.com/office/drawing/2015/10/21/chartex" xmlns:cx3="http://schemas.microsoft.com/office/drawing/2016/5/9/chartex" xmlns:cx4="http://schemas.microsoft.com/office/drawing/2016/5/10/chartex" xmlns:cx5="http://schemas.microsoft.com/office/drawing/2016/5/11/chartex" xmlns:cx6="http://schemas.microsoft.com/office/drawing/2016/5/12/chartex" xmlns:cx7="http://schemas.microsoft.com/office/drawing/2016/5/13/chartex" xmlns:cx8="http://schemas.microsoft.com/office/drawing/2016/5/14/chartex" xmlns:mc="http://schemas.openxmlformats.org/markup-compatibility/2006" xmlns:aink="http://schemas.microsoft.com/office/drawing/2016/ink" xmlns:am3d="http://schemas.microsoft.com/office/drawing/2017/model3d" xmlns:o="urn:schemas-microsoft-com:office:office" xmlns:oel="http://schemas.microsoft.com/office/2019/extlst" xmlns:r="http://schemas.openxmlformats.org/officeDocument/2006/relationships" xmlns:m="http://schemas.openxmlformats.org/officeDocument/2006/math" xmlns:v="urn:schemas-microsoft-com:vml" xmlns:wp14="http://schemas.microsoft.com/office/word/2010/wordprocessingDrawing" xmlns:wp="http://schemas.openxmlformats.org/drawingml/2006/wordprocessingDrawing" xmlns:w10="urn:schemas-microsoft-com:office:word" xmlns:w="http://schemas.openxmlformats.org/wordprocessingml/2006/main" xmlns:w14="http://schemas.microsoft.com/office/word/2010/wordml" xmlns:w15="http://schemas.microsoft.com/office/word/2012/wordml" xmlns:w16cex="http://schemas.microsoft.com/office/word/2018/wordml/cex" xmlns:w16cid="http://schemas.microsoft.com/office/word/2016/wordml/cid" xmlns:w16="http://schemas.microsoft.com/office/word/2018/wordml" xmlns:w16sdtdh="http://schemas.microsoft.com/office/word/2020/wordml/sdtdatahash" xmlns:w16se="http://schemas.microsoft.com/office/word/2015/wordml/symex" xmlns:wpg="http://schemas.microsoft.com/office/word/2010/wordprocessingGroup" xmlns:wpi="http://schemas.microsoft.com/office/word/2010/wordprocessingInk" xmlns:wne="http://schemas.microsoft.com/office/word/2006/wordml" xmlns:wps="http://schemas.microsoft.com/office/word/2010/wordprocessingShape" mc:Ignorable="w14 w15 w16se w16cid w16 w16cex w16sdtdh wp14">
   <w:body>
     <w:p>
       <w:pPr>
@@ -19,7 +19,16 @@
           <w:sz w:val="28"/>
           <w:szCs w:val="28"/>
         </w:rPr>
-        <w:t>ПРАКТИЧЕСКАЯ РАБОТА № 2</w:t>
+        <w:t xml:space="preserve">ПРАКТИЧЕСКАЯ РАБОТА № </w:t>
+      </w:r>
+      <w:r>
+        <w:rPr>
+          <w:b/>
+          <w:bCs/>
+          <w:sz w:val="28"/>
+          <w:szCs w:val="28"/>
+        </w:rPr>
+        <w:t>3</w:t>
       </w:r>
     </w:p>
     <w:p>
@@ -182,7 +191,6 @@
           <w:rFonts w:ascii="Times New Roman" w:hAnsi="Times New Roman" w:cs="Times New Roman"/>
           <w:sz w:val="28"/>
         </w:rPr>
-        <w:lastRenderedPageBreak/>
         <w:t>Иванову И.И.</w:t>
       </w:r>
     </w:p>
@@ -200,7 +208,6 @@
           <w:rFonts w:ascii="Times New Roman" w:hAnsi="Times New Roman" w:cs="Times New Roman"/>
           <w:sz w:val="28"/>
         </w:rPr>
-        <w:lastRenderedPageBreak/>
         <w:t>От кого: Петрова А.В., менеджер по закупкам</w:t>
       </w:r>
     </w:p>
@@ -238,7 +245,6 @@
           <w:rFonts w:ascii="Times New Roman" w:hAnsi="Times New Roman" w:cs="Times New Roman"/>
           <w:sz w:val="28"/>
         </w:rPr>
-        <w:lastRenderedPageBreak/>
         <w:t>Уважаемый Иван Иванович!</w:t>
       </w:r>
     </w:p>
@@ -276,7 +282,6 @@
           <w:rFonts w:ascii="Times New Roman" w:hAnsi="Times New Roman" w:cs="Times New Roman"/>
           <w:sz w:val="28"/>
         </w:rPr>
-        <w:lastRenderedPageBreak/>
         <w:t>В связи с увеличением объема заказов и выходом на новые рынки сбыта прошу вас рассмотреть возможность приобретения дополнительного программного обеспечения для отдела логистики.</w:t>
       </w:r>
     </w:p>
@@ -320,6 +325,101 @@
       <w:pPr>
         <w:spacing w:line="360" w:lineRule="auto"/>
         <w:ind w:firstLine="709"/>
+        <w:jc w:val="both"/>
+        <w:rPr>
+          <w:rFonts w:ascii="Times New Roman" w:hAnsi="Times New Roman" w:cs="Times New Roman"/>
+          <w:sz w:val="28"/>
+        </w:rPr>
+      </w:pPr>
+      <w:r>
+        <w:rPr>
+          <w:rFonts w:ascii="Times New Roman" w:hAnsi="Times New Roman" w:cs="Times New Roman"/>
+          <w:sz w:val="28"/>
+        </w:rPr>
+        <w:t>Прошу утвердить данную закупку до 15 октября текущего года.</w:t>
+      </w:r>
+    </w:p>
+    <w:p>
+      <w:pPr>
+        <w:rPr>
+          <w:sz w:val="28"/>
+        </w:rPr>
+      </w:pPr>
+      <w:r>
+        <w:rPr>
+          <w:sz w:val="28"/>
+        </w:rPr>
+        <w:t xml:space="preserve">Приложение №1: </w:t>
+      </w:r>
+      <w:hyperlink w:anchor="Ведомость_ТО" w:history="1">
+        <w:r>
+          <w:rPr>
+            <w:rStyle w:val="a8"/>
+            <w:sz w:val="28"/>
+          </w:rPr>
+          <w:t xml:space="preserve">Ведомость учета </w:t>
+        </w:r>
+        <w:r>
+          <w:rPr>
+            <w:rStyle w:val="a8"/>
+            <w:sz w:val="28"/>
+          </w:rPr>
+          <w:t>р</w:t>
+        </w:r>
+        <w:r>
+          <w:rPr>
+            <w:rStyle w:val="a8"/>
+            <w:sz w:val="28"/>
+          </w:rPr>
+          <w:t>аб</w:t>
+        </w:r>
+        <w:r>
+          <w:rPr>
+            <w:rStyle w:val="a8"/>
+            <w:sz w:val="28"/>
+          </w:rPr>
+          <w:t>о</w:t>
+        </w:r>
+        <w:r>
+          <w:rPr>
+            <w:rStyle w:val="a8"/>
+            <w:sz w:val="28"/>
+          </w:rPr>
+          <w:t>чи</w:t>
+        </w:r>
+        <w:r>
+          <w:rPr>
+            <w:rStyle w:val="a8"/>
+            <w:sz w:val="28"/>
+          </w:rPr>
+          <w:t>х</w:t>
+        </w:r>
+        <w:r>
+          <w:rPr>
+            <w:rStyle w:val="a8"/>
+            <w:sz w:val="28"/>
+          </w:rPr>
+          <w:t xml:space="preserve"> стан</w:t>
+        </w:r>
+        <w:r>
+          <w:rPr>
+            <w:rStyle w:val="a8"/>
+            <w:sz w:val="28"/>
+          </w:rPr>
+          <w:t>ц</w:t>
+        </w:r>
+        <w:r>
+          <w:rPr>
+            <w:rStyle w:val="a8"/>
+            <w:sz w:val="28"/>
+          </w:rPr>
+          <w:t>ий</w:t>
+        </w:r>
+      </w:hyperlink>
+    </w:p>
+    <w:p>
+      <w:pPr>
+        <w:spacing w:line="360" w:lineRule="auto"/>
         <w:jc w:val="both"/>
         <w:rPr>
           <w:rFonts w:ascii="Times New Roman" w:hAnsi="Times New Roman" w:cs="Times New Roman"/>
@@ -334,102 +434,628 @@
           <w:docGrid w:linePitch="360"/>
         </w:sectPr>
       </w:pPr>
-      <w:r>
-        <w:rPr>
-          <w:rFonts w:ascii="Times New Roman" w:hAnsi="Times New Roman" w:cs="Times New Roman"/>
-          <w:sz w:val="28"/>
-        </w:rPr>
-        <w:t>Прошу утвердить данную закупку до 15 октября текущего года.</w:t>
-      </w:r>
-    </w:p>
-    <w:p>
-      <w:pPr>
-        <w:rPr>
-          <w:sz w:val="28"/>
-        </w:rPr>
-      </w:pPr>
-      <w:r>
-        <w:rPr>
-          <w:sz w:val="28"/>
-        </w:rPr>
-        <w:lastRenderedPageBreak/>
-        <w:t xml:space="preserve">Приложение №1: </w:t>
-      </w:r>
+    </w:p>
+    <w:p>
+      <w:pPr>
+        <w:jc w:val="center"/>
+        <w:rPr>
+          <w:b/>
+          <w:bCs/>
+          <w:sz w:val="32"/>
+          <w:szCs w:val="24"/>
+        </w:rPr>
+      </w:pPr>
       <w:bookmarkStart w:id="0" w:name="Ведомость_ТО"/>
       <w:r>
         <w:rPr>
-          <w:sz w:val="28"/>
-        </w:rPr>
-        <w:fldChar w:fldCharType="begin"/>
+          <w:b/>
+          <w:bCs/>
+          <w:sz w:val="32"/>
+          <w:szCs w:val="24"/>
+        </w:rPr>
+        <w:lastRenderedPageBreak/>
+        <w:t>Ведомость учета рабочих станций</w:t>
       </w:r>
-      <w:r>
-        <w:rPr>
-          <w:sz w:val="28"/>
-        </w:rPr>
-        <w:instrText xml:space="preserve"> HYPERLINK  \l "Ведомость_ТО" </w:instrText>
-      </w:r>
-      <w:r>
-        <w:rPr>
-          <w:sz w:val="28"/>
-        </w:rPr>
-      </w:r>
-      <w:r>
-        <w:rPr>
-          <w:sz w:val="28"/>
-        </w:rPr>
-        <w:fldChar w:fldCharType="separate"/>
-      </w:r>
-      <w:r>
-        <w:rPr>
-          <w:rStyle w:val="a8"/>
-          <w:sz w:val="28"/>
-        </w:rPr>
-        <w:t xml:space="preserve">Ведомость </w:t>
-      </w:r>
-      <w:bookmarkEnd w:id="0"/>
-      <w:r>
-        <w:rPr>
-          <w:rStyle w:val="a8"/>
-          <w:sz w:val="28"/>
-        </w:rPr>
-        <w:t>учета рабочих ста</w:t>
-      </w:r>
-      <w:r>
-        <w:rPr>
-          <w:rStyle w:val="a8"/>
-          <w:sz w:val="28"/>
-        </w:rPr>
-        <w:t>н</w:t>
-      </w:r>
-      <w:r>
-        <w:rPr>
-          <w:rStyle w:val="a8"/>
-          <w:sz w:val="28"/>
-        </w:rPr>
-        <w:t>ций</w:t>
-      </w:r>
-      <w:r>
-        <w:rPr>
-          <w:sz w:val="28"/>
-        </w:rPr>
-        <w:fldChar w:fldCharType="end"/>
-      </w:r>
-    </w:p>
-    <w:p>
-      <w:pPr>
-        <w:rPr>
-          <w:sz w:val="28"/>
-        </w:rPr>
-      </w:pPr>
-    </w:p>
-    <w:p>
-      <w:pPr>
-        <w:rPr>
-          <w:sz w:val="28"/>
-        </w:rPr>
-      </w:pPr>
-      <w:bookmarkStart w:id="1" w:name="_GoBack"/>
-      <w:bookmarkEnd w:id="1"/>
+    </w:p>
+    <w:tbl>
+      <w:tblPr>
+        <w:tblStyle w:val="a3"/>
+        <w:tblW w:w="0" w:type="auto"/>
+        <w:tblLook w:val="04A0" w:firstRow="1" w:lastRow="0" w:firstColumn="1" w:lastColumn="0" w:noHBand="0" w:noVBand="1"/>
+      </w:tblPr>
+      <w:tblGrid>
+        <w:gridCol w:w="3640"/>
+        <w:gridCol w:w="3640"/>
+        <w:gridCol w:w="3640"/>
+        <w:gridCol w:w="3640"/>
+      </w:tblGrid>
+      <w:tr>
+        <w:tc>
+          <w:tcPr>
+            <w:tcW w:w="3640" w:type="dxa"/>
+            <w:vAlign w:val="center"/>
+          </w:tcPr>
+          <w:bookmarkEnd w:id="0"/>
+          <w:p>
+            <w:pPr>
+              <w:spacing w:after="160" w:line="360" w:lineRule="auto"/>
+              <w:ind w:firstLine="709"/>
+              <w:rPr>
+                <w:rFonts w:ascii="Times New Roman" w:hAnsi="Times New Roman" w:cs="Times New Roman"/>
+                <w:sz w:val="28"/>
+              </w:rPr>
+            </w:pPr>
+            <w:r>
+              <w:rPr>
+                <w:rFonts w:ascii="Times New Roman" w:hAnsi="Times New Roman" w:cs="Times New Roman"/>
+                <w:b/>
+                <w:bCs/>
+                <w:sz w:val="28"/>
+              </w:rPr>
+              <w:t>№</w:t>
+            </w:r>
+          </w:p>
+        </w:tc>
+        <w:tc>
+          <w:tcPr>
+            <w:tcW w:w="3640" w:type="dxa"/>
+            <w:vAlign w:val="center"/>
+          </w:tcPr>
+          <w:p>
+            <w:pPr>
+              <w:spacing w:after="160" w:line="360" w:lineRule="auto"/>
+              <w:ind w:firstLine="709"/>
+              <w:rPr>
+                <w:rFonts w:ascii="Times New Roman" w:hAnsi="Times New Roman" w:cs="Times New Roman"/>
+                <w:sz w:val="28"/>
+              </w:rPr>
+            </w:pPr>
+            <w:r>
+              <w:rPr>
+                <w:rFonts w:ascii="Times New Roman" w:hAnsi="Times New Roman" w:cs="Times New Roman"/>
+                <w:b/>
+                <w:bCs/>
+                <w:sz w:val="28"/>
+              </w:rPr>
+              <w:t>ФИО сотрудника</w:t>
+            </w:r>
+          </w:p>
+        </w:tc>
+        <w:tc>
+          <w:tcPr>
+            <w:tcW w:w="3640" w:type="dxa"/>
+            <w:vAlign w:val="center"/>
+          </w:tcPr>
+          <w:p>
+            <w:pPr>
+              <w:spacing w:after="160" w:line="360" w:lineRule="auto"/>
+              <w:ind w:firstLine="709"/>
+              <w:rPr>
+                <w:rFonts w:ascii="Times New Roman" w:hAnsi="Times New Roman" w:cs="Times New Roman"/>
+                <w:sz w:val="28"/>
+              </w:rPr>
+            </w:pPr>
+            <w:r>
+              <w:rPr>
+                <w:rFonts w:ascii="Times New Roman" w:hAnsi="Times New Roman" w:cs="Times New Roman"/>
+                <w:b/>
+                <w:bCs/>
+                <w:sz w:val="28"/>
+              </w:rPr>
+              <w:t>Отдел</w:t>
+            </w:r>
+          </w:p>
+        </w:tc>
+        <w:tc>
+          <w:tcPr>
+            <w:tcW w:w="3640" w:type="dxa"/>
+            <w:vAlign w:val="center"/>
+          </w:tcPr>
+          <w:p>
+            <w:pPr>
+              <w:spacing w:after="160" w:line="360" w:lineRule="auto"/>
+              <w:ind w:firstLine="709"/>
+              <w:rPr>
+                <w:rFonts w:ascii="Times New Roman" w:hAnsi="Times New Roman" w:cs="Times New Roman"/>
+                <w:sz w:val="28"/>
+              </w:rPr>
+            </w:pPr>
+            <w:r>
+              <w:rPr>
+                <w:rFonts w:ascii="Times New Roman" w:hAnsi="Times New Roman" w:cs="Times New Roman"/>
+                <w:b/>
+                <w:bCs/>
+                <w:sz w:val="28"/>
+              </w:rPr>
+              <w:t>Оборудование</w:t>
+            </w:r>
+          </w:p>
+        </w:tc>
+      </w:tr>
+      <w:tr>
+        <w:tc>
+          <w:tcPr>
+            <w:tcW w:w="3640" w:type="dxa"/>
+            <w:vAlign w:val="center"/>
+          </w:tcPr>
+          <w:p>
+            <w:pPr>
+              <w:spacing w:after="160" w:line="360" w:lineRule="auto"/>
+              <w:ind w:firstLine="709"/>
+              <w:rPr>
+                <w:rFonts w:ascii="Times New Roman" w:hAnsi="Times New Roman" w:cs="Times New Roman"/>
+                <w:sz w:val="28"/>
+              </w:rPr>
+            </w:pPr>
+            <w:r>
+              <w:rPr>
+                <w:rFonts w:ascii="Times New Roman" w:hAnsi="Times New Roman" w:cs="Times New Roman"/>
+                <w:sz w:val="28"/>
+              </w:rPr>
+              <w:t>1</w:t>
+            </w:r>
+          </w:p>
+        </w:tc>
+        <w:tc>
+          <w:tcPr>
+            <w:tcW w:w="3640" w:type="dxa"/>
+            <w:vAlign w:val="center"/>
+          </w:tcPr>
+          <w:p>
+            <w:pPr>
+              <w:spacing w:after="160" w:line="360" w:lineRule="auto"/>
+              <w:ind w:firstLine="709"/>
+              <w:rPr>
+                <w:rFonts w:ascii="Times New Roman" w:hAnsi="Times New Roman" w:cs="Times New Roman"/>
+                <w:sz w:val="28"/>
+              </w:rPr>
+            </w:pPr>
+            <w:r>
+              <w:rPr>
+                <w:rFonts w:ascii="Times New Roman" w:hAnsi="Times New Roman" w:cs="Times New Roman"/>
+                <w:sz w:val="28"/>
+              </w:rPr>
+              <w:t>Петров А.В.</w:t>
+            </w:r>
+          </w:p>
+        </w:tc>
+        <w:tc>
+          <w:tcPr>
+            <w:tcW w:w="3640" w:type="dxa"/>
+            <w:vAlign w:val="center"/>
+          </w:tcPr>
+          <w:p>
+            <w:pPr>
+              <w:spacing w:after="160" w:line="360" w:lineRule="auto"/>
+              <w:ind w:firstLine="709"/>
+              <w:rPr>
+                <w:rFonts w:ascii="Times New Roman" w:hAnsi="Times New Roman" w:cs="Times New Roman"/>
+                <w:sz w:val="28"/>
+              </w:rPr>
+            </w:pPr>
+            <w:r>
+              <w:rPr>
+                <w:rFonts w:ascii="Times New Roman" w:hAnsi="Times New Roman" w:cs="Times New Roman"/>
+                <w:sz w:val="28"/>
+              </w:rPr>
+              <w:t>Логистика</w:t>
+            </w:r>
+          </w:p>
+        </w:tc>
+        <w:tc>
+          <w:tcPr>
+            <w:tcW w:w="3640" w:type="dxa"/>
+            <w:vAlign w:val="center"/>
+          </w:tcPr>
+          <w:p>
+            <w:pPr>
+              <w:spacing w:after="160" w:line="360" w:lineRule="auto"/>
+              <w:ind w:firstLine="709"/>
+              <w:rPr>
+                <w:rFonts w:ascii="Times New Roman" w:hAnsi="Times New Roman" w:cs="Times New Roman"/>
+                <w:sz w:val="28"/>
+              </w:rPr>
+            </w:pPr>
+            <w:r>
+              <w:rPr>
+                <w:rFonts w:ascii="Times New Roman" w:hAnsi="Times New Roman" w:cs="Times New Roman"/>
+                <w:sz w:val="28"/>
+              </w:rPr>
+              <w:t>Компьютер</w:t>
+            </w:r>
+          </w:p>
+        </w:tc>
+      </w:tr>
+      <w:tr>
+        <w:tc>
+          <w:tcPr>
+            <w:tcW w:w="3640" w:type="dxa"/>
+            <w:vAlign w:val="center"/>
+          </w:tcPr>
+          <w:p>
+            <w:pPr>
+              <w:spacing w:after="160" w:line="360" w:lineRule="auto"/>
+              <w:ind w:firstLine="709"/>
+              <w:rPr>
+                <w:rFonts w:ascii="Times New Roman" w:hAnsi="Times New Roman" w:cs="Times New Roman"/>
+                <w:sz w:val="28"/>
+              </w:rPr>
+            </w:pPr>
+            <w:r>
+              <w:rPr>
+                <w:rFonts w:ascii="Times New Roman" w:hAnsi="Times New Roman" w:cs="Times New Roman"/>
+                <w:sz w:val="28"/>
+              </w:rPr>
+              <w:t>2</w:t>
+            </w:r>
+          </w:p>
+        </w:tc>
+        <w:tc>
+          <w:tcPr>
+            <w:tcW w:w="3640" w:type="dxa"/>
+            <w:vAlign w:val="center"/>
+          </w:tcPr>
+          <w:p>
+            <w:pPr>
+              <w:spacing w:after="160" w:line="360" w:lineRule="auto"/>
+              <w:ind w:firstLine="709"/>
+              <w:rPr>
+                <w:rFonts w:ascii="Times New Roman" w:hAnsi="Times New Roman" w:cs="Times New Roman"/>
+                <w:sz w:val="28"/>
+              </w:rPr>
+            </w:pPr>
+            <w:r>
+              <w:rPr>
+                <w:rFonts w:ascii="Times New Roman" w:hAnsi="Times New Roman" w:cs="Times New Roman"/>
+                <w:sz w:val="28"/>
+              </w:rPr>
+              <w:t>Сидорова Е.М.</w:t>
+            </w:r>
+          </w:p>
+        </w:tc>
+        <w:tc>
+          <w:tcPr>
+            <w:tcW w:w="3640" w:type="dxa"/>
+            <w:vAlign w:val="center"/>
+          </w:tcPr>
+          <w:p>
+            <w:pPr>
+              <w:spacing w:after="160" w:line="360" w:lineRule="auto"/>
+              <w:ind w:firstLine="709"/>
+              <w:rPr>
+                <w:rFonts w:ascii="Times New Roman" w:hAnsi="Times New Roman" w:cs="Times New Roman"/>
+                <w:sz w:val="28"/>
+              </w:rPr>
+            </w:pPr>
+            <w:r>
+              <w:rPr>
+                <w:rFonts w:ascii="Times New Roman" w:hAnsi="Times New Roman" w:cs="Times New Roman"/>
+                <w:sz w:val="28"/>
+              </w:rPr>
+              <w:t>Логистика</w:t>
+            </w:r>
+          </w:p>
+        </w:tc>
+        <w:tc>
+          <w:tcPr>
+            <w:tcW w:w="3640" w:type="dxa"/>
+            <w:vAlign w:val="center"/>
+          </w:tcPr>
+          <w:p>
+            <w:pPr>
+              <w:spacing w:after="160" w:line="360" w:lineRule="auto"/>
+              <w:ind w:firstLine="709"/>
+              <w:rPr>
+                <w:rFonts w:ascii="Times New Roman" w:hAnsi="Times New Roman" w:cs="Times New Roman"/>
+                <w:sz w:val="28"/>
+              </w:rPr>
+            </w:pPr>
+            <w:r>
+              <w:rPr>
+                <w:rFonts w:ascii="Times New Roman" w:hAnsi="Times New Roman" w:cs="Times New Roman"/>
+                <w:sz w:val="28"/>
+              </w:rPr>
+              <w:t>Ноутбук</w:t>
+            </w:r>
+          </w:p>
+        </w:tc>
+      </w:tr>
+      <w:tr>
+        <w:tc>
+          <w:tcPr>
+            <w:tcW w:w="3640" w:type="dxa"/>
+            <w:vAlign w:val="center"/>
+          </w:tcPr>
+          <w:p>
+            <w:pPr>
+              <w:spacing w:after="160" w:line="360" w:lineRule="auto"/>
+              <w:ind w:firstLine="709"/>
+              <w:rPr>
+                <w:rFonts w:ascii="Times New Roman" w:hAnsi="Times New Roman" w:cs="Times New Roman"/>
+                <w:sz w:val="28"/>
+              </w:rPr>
+            </w:pPr>
+            <w:r>
+              <w:rPr>
+                <w:rFonts w:ascii="Times New Roman" w:hAnsi="Times New Roman" w:cs="Times New Roman"/>
+                <w:sz w:val="28"/>
+              </w:rPr>
+              <w:t>3</w:t>
+            </w:r>
+          </w:p>
+        </w:tc>
+        <w:tc>
+          <w:tcPr>
+            <w:tcW w:w="3640" w:type="dxa"/>
+            <w:vAlign w:val="center"/>
+          </w:tcPr>
+          <w:p>
+            <w:pPr>
+              <w:spacing w:after="160" w:line="360" w:lineRule="auto"/>
+              <w:ind w:firstLine="709"/>
+              <w:rPr>
+                <w:rFonts w:ascii="Times New Roman" w:hAnsi="Times New Roman" w:cs="Times New Roman"/>
+                <w:sz w:val="28"/>
+              </w:rPr>
+            </w:pPr>
+            <w:r>
+              <w:rPr>
+                <w:rFonts w:ascii="Times New Roman" w:hAnsi="Times New Roman" w:cs="Times New Roman"/>
+                <w:sz w:val="28"/>
+              </w:rPr>
+              <w:t>Иванов И.И.</w:t>
+            </w:r>
+          </w:p>
+        </w:tc>
+        <w:tc>
+          <w:tcPr>
+            <w:tcW w:w="3640" w:type="dxa"/>
+            <w:vAlign w:val="center"/>
+          </w:tcPr>
+          <w:p>
+            <w:pPr>
+              <w:spacing w:after="160" w:line="360" w:lineRule="auto"/>
+              <w:ind w:firstLine="709"/>
+              <w:rPr>
+                <w:rFonts w:ascii="Times New Roman" w:hAnsi="Times New Roman" w:cs="Times New Roman"/>
+                <w:sz w:val="28"/>
+              </w:rPr>
+            </w:pPr>
+            <w:r>
+              <w:rPr>
+                <w:rFonts w:ascii="Times New Roman" w:hAnsi="Times New Roman" w:cs="Times New Roman"/>
+                <w:sz w:val="28"/>
+              </w:rPr>
+              <w:t>Продажи</w:t>
+            </w:r>
+          </w:p>
+        </w:tc>
+        <w:tc>
+          <w:tcPr>
+            <w:tcW w:w="3640" w:type="dxa"/>
+            <w:vAlign w:val="center"/>
+          </w:tcPr>
+          <w:p>
+            <w:pPr>
+              <w:spacing w:after="160" w:line="360" w:lineRule="auto"/>
+              <w:ind w:firstLine="709"/>
+              <w:rPr>
+                <w:rFonts w:ascii="Times New Roman" w:hAnsi="Times New Roman" w:cs="Times New Roman"/>
+                <w:sz w:val="28"/>
+              </w:rPr>
+            </w:pPr>
+            <w:r>
+              <w:rPr>
+                <w:rFonts w:ascii="Times New Roman" w:hAnsi="Times New Roman" w:cs="Times New Roman"/>
+                <w:sz w:val="28"/>
+              </w:rPr>
+              <w:t>Компьютер</w:t>
+            </w:r>
+          </w:p>
+        </w:tc>
+      </w:tr>
+      <w:tr>
+        <w:tc>
+          <w:tcPr>
+            <w:tcW w:w="3640" w:type="dxa"/>
+            <w:vAlign w:val="center"/>
+          </w:tcPr>
+          <w:p>
+            <w:pPr>
+              <w:spacing w:after="160" w:line="360" w:lineRule="auto"/>
+              <w:ind w:firstLine="709"/>
+              <w:rPr>
+                <w:rFonts w:ascii="Times New Roman" w:hAnsi="Times New Roman" w:cs="Times New Roman"/>
+                <w:sz w:val="28"/>
+              </w:rPr>
+            </w:pPr>
+            <w:r>
+              <w:rPr>
+                <w:rFonts w:ascii="Times New Roman" w:hAnsi="Times New Roman" w:cs="Times New Roman"/>
+                <w:sz w:val="28"/>
+              </w:rPr>
+              <w:t>4</w:t>
+            </w:r>
+          </w:p>
+        </w:tc>
+        <w:tc>
+          <w:tcPr>
+            <w:tcW w:w="3640" w:type="dxa"/>
+            <w:vAlign w:val="center"/>
+          </w:tcPr>
+          <w:p>
+            <w:pPr>
+              <w:spacing w:after="160" w:line="360" w:lineRule="auto"/>
+              <w:ind w:firstLine="709"/>
+              <w:rPr>
+                <w:rFonts w:ascii="Times New Roman" w:hAnsi="Times New Roman" w:cs="Times New Roman"/>
+                <w:sz w:val="28"/>
+              </w:rPr>
+            </w:pPr>
+            <w:r>
+              <w:rPr>
+                <w:rFonts w:ascii="Times New Roman" w:hAnsi="Times New Roman" w:cs="Times New Roman"/>
+                <w:sz w:val="28"/>
+              </w:rPr>
+              <w:t>Смирнова О.Н.</w:t>
+            </w:r>
+          </w:p>
+        </w:tc>
+        <w:tc>
+          <w:tcPr>
+            <w:tcW w:w="3640" w:type="dxa"/>
+            <w:vAlign w:val="center"/>
+          </w:tcPr>
+          <w:p>
+            <w:pPr>
+              <w:spacing w:after="160" w:line="360" w:lineRule="auto"/>
+              <w:ind w:firstLine="709"/>
+              <w:rPr>
+                <w:rFonts w:ascii="Times New Roman" w:hAnsi="Times New Roman" w:cs="Times New Roman"/>
+                <w:sz w:val="28"/>
+              </w:rPr>
+            </w:pPr>
+            <w:r>
+              <w:rPr>
+                <w:rFonts w:ascii="Times New Roman" w:hAnsi="Times New Roman" w:cs="Times New Roman"/>
+                <w:sz w:val="28"/>
+              </w:rPr>
+              <w:t>Продажи</w:t>
+            </w:r>
+          </w:p>
+        </w:tc>
+        <w:tc>
+          <w:tcPr>
+            <w:tcW w:w="3640" w:type="dxa"/>
+            <w:vAlign w:val="center"/>
+          </w:tcPr>
+          <w:p>
+            <w:pPr>
+              <w:spacing w:after="160" w:line="360" w:lineRule="auto"/>
+              <w:ind w:firstLine="709"/>
+              <w:rPr>
+                <w:rFonts w:ascii="Times New Roman" w:hAnsi="Times New Roman" w:cs="Times New Roman"/>
+                <w:sz w:val="28"/>
+              </w:rPr>
+            </w:pPr>
+            <w:r>
+              <w:rPr>
+                <w:rFonts w:ascii="Times New Roman" w:hAnsi="Times New Roman" w:cs="Times New Roman"/>
+                <w:sz w:val="28"/>
+              </w:rPr>
+              <w:t>Ноутбук</w:t>
+            </w:r>
+          </w:p>
+        </w:tc>
+      </w:tr>
+      <w:tr>
+        <w:tc>
+          <w:tcPr>
+            <w:tcW w:w="3640" w:type="dxa"/>
+            <w:vAlign w:val="center"/>
+          </w:tcPr>
+          <w:p>
+            <w:pPr>
+              <w:spacing w:after="160" w:line="360" w:lineRule="auto"/>
+              <w:ind w:firstLine="709"/>
+              <w:rPr>
+                <w:rFonts w:ascii="Times New Roman" w:hAnsi="Times New Roman" w:cs="Times New Roman"/>
+                <w:sz w:val="28"/>
+              </w:rPr>
+            </w:pPr>
+            <w:r>
+              <w:rPr>
+                <w:rFonts w:ascii="Times New Roman" w:hAnsi="Times New Roman" w:cs="Times New Roman"/>
+                <w:sz w:val="28"/>
+              </w:rPr>
+              <w:t>5</w:t>
+            </w:r>
+          </w:p>
+        </w:tc>
+        <w:tc>
+          <w:tcPr>
+            <w:tcW w:w="3640" w:type="dxa"/>
+            <w:vAlign w:val="center"/>
+          </w:tcPr>
+          <w:p>
+            <w:pPr>
+              <w:spacing w:after="160" w:line="360" w:lineRule="auto"/>
+              <w:ind w:firstLine="709"/>
+              <w:rPr>
+                <w:rFonts w:ascii="Times New Roman" w:hAnsi="Times New Roman" w:cs="Times New Roman"/>
+                <w:sz w:val="28"/>
+              </w:rPr>
+            </w:pPr>
+            <w:r>
+              <w:rPr>
+                <w:rFonts w:ascii="Times New Roman" w:hAnsi="Times New Roman" w:cs="Times New Roman"/>
+                <w:sz w:val="28"/>
+              </w:rPr>
+              <w:t>Кузнецова Т.А.</w:t>
+            </w:r>
+          </w:p>
+        </w:tc>
+        <w:tc>
+          <w:tcPr>
+            <w:tcW w:w="3640" w:type="dxa"/>
+            <w:vAlign w:val="center"/>
+          </w:tcPr>
+          <w:p>
+            <w:pPr>
+              <w:spacing w:after="160" w:line="360" w:lineRule="auto"/>
+              <w:ind w:firstLine="709"/>
+              <w:rPr>
+                <w:rFonts w:ascii="Times New Roman" w:hAnsi="Times New Roman" w:cs="Times New Roman"/>
+                <w:sz w:val="28"/>
+              </w:rPr>
+            </w:pPr>
+            <w:r>
+              <w:rPr>
+                <w:rFonts w:ascii="Times New Roman" w:hAnsi="Times New Roman" w:cs="Times New Roman"/>
+                <w:sz w:val="28"/>
+              </w:rPr>
+              <w:t>Бухгалтерия</w:t>
+            </w:r>
+          </w:p>
+        </w:tc>
+        <w:tc>
+          <w:tcPr>
+            <w:tcW w:w="3640" w:type="dxa"/>
+            <w:vAlign w:val="center"/>
+          </w:tcPr>
+          <w:p>
+            <w:pPr>
+              <w:spacing w:after="160" w:line="360" w:lineRule="auto"/>
+              <w:ind w:firstLine="709"/>
+              <w:rPr>
+                <w:rFonts w:ascii="Times New Roman" w:hAnsi="Times New Roman" w:cs="Times New Roman"/>
+                <w:sz w:val="28"/>
+              </w:rPr>
+            </w:pPr>
+            <w:r>
+              <w:rPr>
+                <w:rFonts w:ascii="Times New Roman" w:hAnsi="Times New Roman" w:cs="Times New Roman"/>
+                <w:sz w:val="28"/>
+              </w:rPr>
+              <w:t>Компьютер</w:t>
+            </w:r>
+          </w:p>
+        </w:tc>
+      </w:tr>
+    </w:tbl>
+    <w:p>
+      <w:pPr>
+        <w:rPr>
+          <w:sz w:val="28"/>
+        </w:rPr>
+      </w:pPr>
+    </w:p>
+    <w:p>
+      <w:pPr>
+        <w:rPr>
+          <w:sz w:val="28"/>
+        </w:rPr>
+      </w:pPr>
     </w:p>
     <w:sectPr>
       <w:headerReference w:type="default" r:id="rId10"/>
@@ -444,7 +1070,7 @@
 </file>
 
 <file path=word/endnotes.xml><?xml version="1.0" encoding="utf-8"?>
-<w:endnotes xmlns:wpc="http://schemas.microsoft.com/office/word/2010/wordprocessingCanvas" xmlns:cx="http://schemas.microsoft.com/office/drawing/2014/chartex" xmlns:mc="http://schemas.openxmlformats.org/markup-compatibility/2006" xmlns:o="urn:schemas-microsoft-com:office:office" xmlns:r="http://schemas.openxmlformats.org/officeDocument/2006/relationships" xmlns:m="http://schemas.openxmlformats.org/officeDocument/2006/math" xmlns:v="urn:schemas-microsoft-com:vml" xmlns:wp14="http://schemas.microsoft.com/office/word/2010/wordprocessingDrawing" xmlns:wp="http://schemas.openxmlformats.org/drawingml/2006/wordprocessingDrawing" xmlns:w10="urn:schemas-microsoft-com:office:word" xmlns:w="http://schemas.openxmlformats.org/wordprocessingml/2006/main" xmlns:w14="http://schemas.microsoft.com/office/word/2010/wordml" xmlns:w15="http://schemas.microsoft.com/office/word/2012/wordml" xmlns:w16se="http://schemas.microsoft.com/office/word/2015/wordml/symex" xmlns:wpg="http://schemas.microsoft.com/office/word/2010/wordprocessingGroup" xmlns:wpi="http://schemas.microsoft.com/office/word/2010/wordprocessingInk" xmlns:wne="http://schemas.microsoft.com/office/word/2006/wordml" xmlns:wps="http://schemas.microsoft.com/office/word/2010/wordprocessingShape" mc:Ignorable="w14 w15 w16se wp14">
+<w:endnotes xmlns:wpc="http://schemas.microsoft.com/office/word/2010/wordprocessingCanvas" xmlns:cx="http://schemas.microsoft.com/office/drawing/2014/chartex" xmlns:cx1="http://schemas.microsoft.com/office/drawing/2015/9/8/chartex" xmlns:cx2="http://schemas.microsoft.com/office/drawing/2015/10/21/chartex" xmlns:cx3="http://schemas.microsoft.com/office/drawing/2016/5/9/chartex" xmlns:cx4="http://schemas.microsoft.com/office/drawing/2016/5/10/chartex" xmlns:cx5="http://schemas.microsoft.com/office/drawing/2016/5/11/chartex" xmlns:cx6="http://schemas.microsoft.com/office/drawing/2016/5/12/chartex" xmlns:cx7="http://schemas.microsoft.com/office/drawing/2016/5/13/chartex" xmlns:cx8="http://schemas.microsoft.com/office/drawing/2016/5/14/chartex" xmlns:mc="http://schemas.openxmlformats.org/markup-compatibility/2006" xmlns:aink="http://schemas.microsoft.com/office/drawing/2016/ink" xmlns:am3d="http://schemas.microsoft.com/office/drawing/2017/model3d" xmlns:o="urn:schemas-microsoft-com:office:office" xmlns:oel="http://schemas.microsoft.com/office/2019/extlst" xmlns:r="http://schemas.openxmlformats.org/officeDocument/2006/relationships" xmlns:m="http://schemas.openxmlformats.org/officeDocument/2006/math" xmlns:v="urn:schemas-microsoft-com:vml" xmlns:wp14="http://schemas.microsoft.com/office/word/2010/wordprocessingDrawing" xmlns:wp="http://schemas.openxmlformats.org/drawingml/2006/wordprocessingDrawing" xmlns:w10="urn:schemas-microsoft-com:office:word" xmlns:w="http://schemas.openxmlformats.org/wordprocessingml/2006/main" xmlns:w14="http://schemas.microsoft.com/office/word/2010/wordml" xmlns:w15="http://schemas.microsoft.com/office/word/2012/wordml" xmlns:w16cex="http://schemas.microsoft.com/office/word/2018/wordml/cex" xmlns:w16cid="http://schemas.microsoft.com/office/word/2016/wordml/cid" xmlns:w16="http://schemas.microsoft.com/office/word/2018/wordml" xmlns:w16sdtdh="http://schemas.microsoft.com/office/word/2020/wordml/sdtdatahash" xmlns:w16se="http://schemas.microsoft.com/office/word/2015/wordml/symex" xmlns:wpg="http://schemas.microsoft.com/office/word/2010/wordprocessingGroup" xmlns:wpi="http://schemas.microsoft.com/office/word/2010/wordprocessingInk" xmlns:wne="http://schemas.microsoft.com/office/word/2006/wordml" xmlns:wps="http://schemas.microsoft.com/office/word/2010/wordprocessingShape" mc:Ignorable="w14 w15 w16se w16cid w16 w16cex w16sdtdh wp14">
   <w:endnote w:type="separator" w:id="-1">
     <w:p>
       <w:pPr>
@@ -469,7 +1095,7 @@
 </file>
 
 <file path=word/footer1.xml><?xml version="1.0" encoding="utf-8"?>
-<w:ftr xmlns:wpc="http://schemas.microsoft.com/office/word/2010/wordprocessingCanvas" xmlns:cx="http://schemas.microsoft.com/office/drawing/2014/chartex" xmlns:mc="http://schemas.openxmlformats.org/markup-compatibility/2006" xmlns:o="urn:schemas-microsoft-com:office:office" xmlns:r="http://schemas.openxmlformats.org/officeDocument/2006/relationships" xmlns:m="http://schemas.openxmlformats.org/officeDocument/2006/math" xmlns:v="urn:schemas-microsoft-com:vml" xmlns:wp14="http://schemas.microsoft.com/office/word/2010/wordprocessingDrawing" xmlns:wp="http://schemas.openxmlformats.org/drawingml/2006/wordprocessingDrawing" xmlns:w10="urn:schemas-microsoft-com:office:word" xmlns:w="http://schemas.openxmlformats.org/wordprocessingml/2006/main" xmlns:w14="http://schemas.microsoft.com/office/word/2010/wordml" xmlns:w15="http://schemas.microsoft.com/office/word/2012/wordml" xmlns:w16se="http://schemas.microsoft.com/office/word/2015/wordml/symex" xmlns:wpg="http://schemas.microsoft.com/office/word/2010/wordprocessingGroup" xmlns:wpi="http://schemas.microsoft.com/office/word/2010/wordprocessingInk" xmlns:wne="http://schemas.microsoft.com/office/word/2006/wordml" xmlns:wps="http://schemas.microsoft.com/office/word/2010/wordprocessingShape" mc:Ignorable="w14 w15 w16se wp14">
+<w:ftr xmlns:wpc="http://schemas.microsoft.com/office/word/2010/wordprocessingCanvas" xmlns:cx="http://schemas.microsoft.com/office/drawing/2014/chartex" xmlns:cx1="http://schemas.microsoft.com/office/drawing/2015/9/8/chartex" xmlns:cx2="http://schemas.microsoft.com/office/drawing/2015/10/21/chartex" xmlns:cx3="http://schemas.microsoft.com/office/drawing/2016/5/9/chartex" xmlns:cx4="http://schemas.microsoft.com/office/drawing/2016/5/10/chartex" xmlns:cx5="http://schemas.microsoft.com/office/drawing/2016/5/11/chartex" xmlns:cx6="http://schemas.microsoft.com/office/drawing/2016/5/12/chartex" xmlns:cx7="http://schemas.microsoft.com/office/drawing/2016/5/13/chartex" xmlns:cx8="http://schemas.microsoft.com/office/drawing/2016/5/14/chartex" xmlns:mc="http://schemas.openxmlformats.org/markup-compatibility/2006" xmlns:aink="http://schemas.microsoft.com/office/drawing/2016/ink" xmlns:am3d="http://schemas.microsoft.com/office/drawing/2017/model3d" xmlns:o="urn:schemas-microsoft-com:office:office" xmlns:oel="http://schemas.microsoft.com/office/2019/extlst" xmlns:r="http://schemas.openxmlformats.org/officeDocument/2006/relationships" xmlns:m="http://schemas.openxmlformats.org/officeDocument/2006/math" xmlns:v="urn:schemas-microsoft-com:vml" xmlns:wp14="http://schemas.microsoft.com/office/word/2010/wordprocessingDrawing" xmlns:wp="http://schemas.openxmlformats.org/drawingml/2006/wordprocessingDrawing" xmlns:w10="urn:schemas-microsoft-com:office:word" xmlns:w="http://schemas.openxmlformats.org/wordprocessingml/2006/main" xmlns:w14="http://schemas.microsoft.com/office/word/2010/wordml" xmlns:w15="http://schemas.microsoft.com/office/word/2012/wordml" xmlns:w16cex="http://schemas.microsoft.com/office/word/2018/wordml/cex" xmlns:w16cid="http://schemas.microsoft.com/office/word/2016/wordml/cid" xmlns:w16="http://schemas.microsoft.com/office/word/2018/wordml" xmlns:w16sdtdh="http://schemas.microsoft.com/office/word/2020/wordml/sdtdatahash" xmlns:w16se="http://schemas.microsoft.com/office/word/2015/wordml/symex" xmlns:wpg="http://schemas.microsoft.com/office/word/2010/wordprocessingGroup" xmlns:wpi="http://schemas.microsoft.com/office/word/2010/wordprocessingInk" xmlns:wne="http://schemas.microsoft.com/office/word/2006/wordml" xmlns:wps="http://schemas.microsoft.com/office/word/2010/wordprocessingShape" mc:Ignorable="w14 w15 w16se w16cid w16 w16cex w16sdtdh wp14">
   <w:sdt>
     <w:sdtPr>
       <w:id w:val="-1100637981"/>
@@ -478,6 +1104,7 @@
         <w:docPartUnique/>
       </w:docPartObj>
     </w:sdtPr>
+    <w:sdtEndPr/>
     <w:sdtContent>
       <w:p>
         <w:pPr>
@@ -514,7 +1141,7 @@
 </file>
 
 <file path=word/footer2.xml><?xml version="1.0" encoding="utf-8"?>
-<w:ftr xmlns:wpc="http://schemas.microsoft.com/office/word/2010/wordprocessingCanvas" xmlns:cx="http://schemas.microsoft.com/office/drawing/2014/chartex" xmlns:mc="http://schemas.openxmlformats.org/markup-compatibility/2006" xmlns:o="urn:schemas-microsoft-com:office:office" xmlns:r="http://schemas.openxmlformats.org/officeDocument/2006/relationships" xmlns:m="http://schemas.openxmlformats.org/officeDocument/2006/math" xmlns:v="urn:schemas-microsoft-com:vml" xmlns:wp14="http://schemas.microsoft.com/office/word/2010/wordprocessingDrawing" xmlns:wp="http://schemas.openxmlformats.org/drawingml/2006/wordprocessingDrawing" xmlns:w10="urn:schemas-microsoft-com:office:word" xmlns:w="http://schemas.openxmlformats.org/wordprocessingml/2006/main" xmlns:w14="http://schemas.microsoft.com/office/word/2010/wordml" xmlns:w15="http://schemas.microsoft.com/office/word/2012/wordml" xmlns:w16se="http://schemas.microsoft.com/office/word/2015/wordml/symex" xmlns:wpg="http://schemas.microsoft.com/office/word/2010/wordprocessingGroup" xmlns:wpi="http://schemas.microsoft.com/office/word/2010/wordprocessingInk" xmlns:wne="http://schemas.microsoft.com/office/word/2006/wordml" xmlns:wps="http://schemas.microsoft.com/office/word/2010/wordprocessingShape" mc:Ignorable="w14 w15 w16se wp14">
+<w:ftr xmlns:wpc="http://schemas.microsoft.com/office/word/2010/wordprocessingCanvas" xmlns:cx="http://schemas.microsoft.com/office/drawing/2014/chartex" xmlns:cx1="http://schemas.microsoft.com/office/drawing/2015/9/8/chartex" xmlns:cx2="http://schemas.microsoft.com/office/drawing/2015/10/21/chartex" xmlns:cx3="http://schemas.microsoft.com/office/drawing/2016/5/9/chartex" xmlns:cx4="http://schemas.microsoft.com/office/drawing/2016/5/10/chartex" xmlns:cx5="http://schemas.microsoft.com/office/drawing/2016/5/11/chartex" xmlns:cx6="http://schemas.microsoft.com/office/drawing/2016/5/12/chartex" xmlns:cx7="http://schemas.microsoft.com/office/drawing/2016/5/13/chartex" xmlns:cx8="http://schemas.microsoft.com/office/drawing/2016/5/14/chartex" xmlns:mc="http://schemas.openxmlformats.org/markup-compatibility/2006" xmlns:aink="http://schemas.microsoft.com/office/drawing/2016/ink" xmlns:am3d="http://schemas.microsoft.com/office/drawing/2017/model3d" xmlns:o="urn:schemas-microsoft-com:office:office" xmlns:oel="http://schemas.microsoft.com/office/2019/extlst" xmlns:r="http://schemas.openxmlformats.org/officeDocument/2006/relationships" xmlns:m="http://schemas.openxmlformats.org/officeDocument/2006/math" xmlns:v="urn:schemas-microsoft-com:vml" xmlns:wp14="http://schemas.microsoft.com/office/word/2010/wordprocessingDrawing" xmlns:wp="http://schemas.openxmlformats.org/drawingml/2006/wordprocessingDrawing" xmlns:w10="urn:schemas-microsoft-com:office:word" xmlns:w="http://schemas.openxmlformats.org/wordprocessingml/2006/main" xmlns:w14="http://schemas.microsoft.com/office/word/2010/wordml" xmlns:w15="http://schemas.microsoft.com/office/word/2012/wordml" xmlns:w16cex="http://schemas.microsoft.com/office/word/2018/wordml/cex" xmlns:w16cid="http://schemas.microsoft.com/office/word/2016/wordml/cid" xmlns:w16="http://schemas.microsoft.com/office/word/2018/wordml" xmlns:w16sdtdh="http://schemas.microsoft.com/office/word/2020/wordml/sdtdatahash" xmlns:w16se="http://schemas.microsoft.com/office/word/2015/wordml/symex" xmlns:wpg="http://schemas.microsoft.com/office/word/2010/wordprocessingGroup" xmlns:wpi="http://schemas.microsoft.com/office/word/2010/wordprocessingInk" xmlns:wne="http://schemas.microsoft.com/office/word/2006/wordml" xmlns:wps="http://schemas.microsoft.com/office/word/2010/wordprocessingShape" mc:Ignorable="w14 w15 w16se w16cid w16 w16cex w16sdtdh wp14">
   <w:sdt>
     <w:sdtPr>
       <w:id w:val="-844858665"/>
@@ -523,6 +1150,7 @@
         <w:docPartUnique/>
       </w:docPartObj>
     </w:sdtPr>
+    <w:sdtEndPr/>
     <w:sdtContent>
       <w:p>
         <w:pPr>
@@ -559,7 +1187,7 @@
 </file>
 
 <file path=word/footnotes.xml><?xml version="1.0" encoding="utf-8"?>
-<w:footnotes xmlns:wpc="http://schemas.microsoft.com/office/word/2010/wordprocessingCanvas" xmlns:cx="http://schemas.microsoft.com/office/drawing/2014/chartex" xmlns:mc="http://schemas.openxmlformats.org/markup-compatibility/2006" xmlns:o="urn:schemas-microsoft-com:office:office" xmlns:r="http://schemas.openxmlformats.org/officeDocument/2006/relationships" xmlns:m="http://schemas.openxmlformats.org/officeDocument/2006/math" xmlns:v="urn:schemas-microsoft-com:vml" xmlns:wp14="http://schemas.microsoft.com/office/word/2010/wordprocessingDrawing" xmlns:wp="http://schemas.openxmlformats.org/drawingml/2006/wordprocessingDrawing" xmlns:w10="urn:schemas-microsoft-com:office:word" xmlns:w="http://schemas.openxmlformats.org/wordprocessingml/2006/main" xmlns:w14="http://schemas.microsoft.com/office/word/2010/wordml" xmlns:w15="http://schemas.microsoft.com/office/word/2012/wordml" xmlns:w16se="http://schemas.microsoft.com/office/word/2015/wordml/symex" xmlns:wpg="http://schemas.microsoft.com/office/word/2010/wordprocessingGroup" xmlns:wpi="http://schemas.microsoft.com/office/word/2010/wordprocessingInk" xmlns:wne="http://schemas.microsoft.com/office/word/2006/wordml" xmlns:wps="http://schemas.microsoft.com/office/word/2010/wordprocessingShape" mc:Ignorable="w14 w15 w16se wp14">
+<w:footnotes xmlns:wpc="http://schemas.microsoft.com/office/word/2010/wordprocessingCanvas" xmlns:cx="http://schemas.microsoft.com/office/drawing/2014/chartex" xmlns:cx1="http://schemas.microsoft.com/office/drawing/2015/9/8/chartex" xmlns:cx2="http://schemas.microsoft.com/office/drawing/2015/10/21/chartex" xmlns:cx3="http://schemas.microsoft.com/office/drawing/2016/5/9/chartex" xmlns:cx4="http://schemas.microsoft.com/office/drawing/2016/5/10/chartex" xmlns:cx5="http://schemas.microsoft.com/office/drawing/2016/5/11/chartex" xmlns:cx6="http://schemas.microsoft.com/office/drawing/2016/5/12/chartex" xmlns:cx7="http://schemas.microsoft.com/office/drawing/2016/5/13/chartex" xmlns:cx8="http://schemas.microsoft.com/office/drawing/2016/5/14/chartex" xmlns:mc="http://schemas.openxmlformats.org/markup-compatibility/2006" xmlns:aink="http://schemas.microsoft.com/office/drawing/2016/ink" xmlns:am3d="http://schemas.microsoft.com/office/drawing/2017/model3d" xmlns:o="urn:schemas-microsoft-com:office:office" xmlns:oel="http://schemas.microsoft.com/office/2019/extlst" xmlns:r="http://schemas.openxmlformats.org/officeDocument/2006/relationships" xmlns:m="http://schemas.openxmlformats.org/officeDocument/2006/math" xmlns:v="urn:schemas-microsoft-com:vml" xmlns:wp14="http://schemas.microsoft.com/office/word/2010/wordprocessingDrawing" xmlns:wp="http://schemas.openxmlformats.org/drawingml/2006/wordprocessingDrawing" xmlns:w10="urn:schemas-microsoft-com:office:word" xmlns:w="http://schemas.openxmlformats.org/wordprocessingml/2006/main" xmlns:w14="http://schemas.microsoft.com/office/word/2010/wordml" xmlns:w15="http://schemas.microsoft.com/office/word/2012/wordml" xmlns:w16cex="http://schemas.microsoft.com/office/word/2018/wordml/cex" xmlns:w16cid="http://schemas.microsoft.com/office/word/2016/wordml/cid" xmlns:w16="http://schemas.microsoft.com/office/word/2018/wordml" xmlns:w16sdtdh="http://schemas.microsoft.com/office/word/2020/wordml/sdtdatahash" xmlns:w16se="http://schemas.microsoft.com/office/word/2015/wordml/symex" xmlns:wpg="http://schemas.microsoft.com/office/word/2010/wordprocessingGroup" xmlns:wpi="http://schemas.microsoft.com/office/word/2010/wordprocessingInk" xmlns:wne="http://schemas.microsoft.com/office/word/2006/wordml" xmlns:wps="http://schemas.microsoft.com/office/word/2010/wordprocessingShape" mc:Ignorable="w14 w15 w16se w16cid w16 w16cex w16sdtdh wp14">
   <w:footnote w:type="separator" w:id="-1">
     <w:p>
       <w:pPr>
@@ -584,7 +1212,7 @@
 </file>
 
 <file path=word/header1.xml><?xml version="1.0" encoding="utf-8"?>
-<w:hdr xmlns:wpc="http://schemas.microsoft.com/office/word/2010/wordprocessingCanvas" xmlns:cx="http://schemas.microsoft.com/office/drawing/2014/chartex" xmlns:mc="http://schemas.openxmlformats.org/markup-compatibility/2006" xmlns:o="urn:schemas-microsoft-com:office:office" xmlns:r="http://schemas.openxmlformats.org/officeDocument/2006/relationships" xmlns:m="http://schemas.openxmlformats.org/officeDocument/2006/math" xmlns:v="urn:schemas-microsoft-com:vml" xmlns:wp14="http://schemas.microsoft.com/office/word/2010/wordprocessingDrawing" xmlns:wp="http://schemas.openxmlformats.org/drawingml/2006/wordprocessingDrawing" xmlns:w10="urn:schemas-microsoft-com:office:word" xmlns:w="http://schemas.openxmlformats.org/wordprocessingml/2006/main" xmlns:w14="http://schemas.microsoft.com/office/word/2010/wordml" xmlns:w15="http://schemas.microsoft.com/office/word/2012/wordml" xmlns:w16se="http://schemas.microsoft.com/office/word/2015/wordml/symex" xmlns:wpg="http://schemas.microsoft.com/office/word/2010/wordprocessingGroup" xmlns:wpi="http://schemas.microsoft.com/office/word/2010/wordprocessingInk" xmlns:wne="http://schemas.microsoft.com/office/word/2006/wordml" xmlns:wps="http://schemas.microsoft.com/office/word/2010/wordprocessingShape" mc:Ignorable="w14 w15 w16se wp14">
+<w:hdr xmlns:wpc="http://schemas.microsoft.com/office/word/2010/wordprocessingCanvas" xmlns:cx="http://schemas.microsoft.com/office/drawing/2014/chartex" xmlns:cx1="http://schemas.microsoft.com/office/drawing/2015/9/8/chartex" xmlns:cx2="http://schemas.microsoft.com/office/drawing/2015/10/21/chartex" xmlns:cx3="http://schemas.microsoft.com/office/drawing/2016/5/9/chartex" xmlns:cx4="http://schemas.microsoft.com/office/drawing/2016/5/10/chartex" xmlns:cx5="http://schemas.microsoft.com/office/drawing/2016/5/11/chartex" xmlns:cx6="http://schemas.microsoft.com/office/drawing/2016/5/12/chartex" xmlns:cx7="http://schemas.microsoft.com/office/drawing/2016/5/13/chartex" xmlns:cx8="http://schemas.microsoft.com/office/drawing/2016/5/14/chartex" xmlns:mc="http://schemas.openxmlformats.org/markup-compatibility/2006" xmlns:aink="http://schemas.microsoft.com/office/drawing/2016/ink" xmlns:am3d="http://schemas.microsoft.com/office/drawing/2017/model3d" xmlns:o="urn:schemas-microsoft-com:office:office" xmlns:oel="http://schemas.microsoft.com/office/2019/extlst" xmlns:r="http://schemas.openxmlformats.org/officeDocument/2006/relationships" xmlns:m="http://schemas.openxmlformats.org/officeDocument/2006/math" xmlns:v="urn:schemas-microsoft-com:vml" xmlns:wp14="http://schemas.microsoft.com/office/word/2010/wordprocessingDrawing" xmlns:wp="http://schemas.openxmlformats.org/drawingml/2006/wordprocessingDrawing" xmlns:w10="urn:schemas-microsoft-com:office:word" xmlns:w="http://schemas.openxmlformats.org/wordprocessingml/2006/main" xmlns:w14="http://schemas.microsoft.com/office/word/2010/wordml" xmlns:w15="http://schemas.microsoft.com/office/word/2012/wordml" xmlns:w16cex="http://schemas.microsoft.com/office/word/2018/wordml/cex" xmlns:w16cid="http://schemas.microsoft.com/office/word/2016/wordml/cid" xmlns:w16="http://schemas.microsoft.com/office/word/2018/wordml" xmlns:w16sdtdh="http://schemas.microsoft.com/office/word/2020/wordml/sdtdatahash" xmlns:w16se="http://schemas.microsoft.com/office/word/2015/wordml/symex" xmlns:wpg="http://schemas.microsoft.com/office/word/2010/wordprocessingGroup" xmlns:wpi="http://schemas.microsoft.com/office/word/2010/wordprocessingInk" xmlns:wne="http://schemas.microsoft.com/office/word/2006/wordml" xmlns:wps="http://schemas.microsoft.com/office/word/2010/wordprocessingShape" mc:Ignorable="w14 w15 w16se w16cid w16 w16cex w16sdtdh wp14">
   <w:p>
     <w:pPr>
       <w:pStyle w:val="a4"/>
@@ -609,17 +1237,14 @@
 </file>
 
 <file path=word/header2.xml><?xml version="1.0" encoding="utf-8"?>
-<w:hdr xmlns:wpc="http://schemas.microsoft.com/office/word/2010/wordprocessingCanvas" xmlns:cx="http://schemas.microsoft.com/office/drawing/2014/chartex" xmlns:mc="http://schemas.openxmlformats.org/markup-compatibility/2006" xmlns:o="urn:schemas-microsoft-com:office:office" xmlns:r="http://schemas.openxmlformats.org/officeDocument/2006/relationships" xmlns:m="http://schemas.openxmlformats.org/officeDocument/2006/math" xmlns:v="urn:schemas-microsoft-com:vml" xmlns:wp14="http://schemas.microsoft.com/office/word/2010/wordprocessingDrawing" xmlns:wp="http://schemas.openxmlformats.org/drawingml/2006/wordprocessingDrawing" xmlns:w10="urn:schemas-microsoft-com:office:word" xmlns:w="http://schemas.openxmlformats.org/wordprocessingml/2006/main" xmlns:w14="http://schemas.microsoft.com/office/word/2010/wordml" xmlns:w15="http://schemas.microsoft.com/office/word/2012/wordml" xmlns:w16se="http://schemas.microsoft.com/office/word/2015/wordml/symex" xmlns:wpg="http://schemas.microsoft.com/office/word/2010/wordprocessingGroup" xmlns:wpi="http://schemas.microsoft.com/office/word/2010/wordprocessingInk" xmlns:wne="http://schemas.microsoft.com/office/word/2006/wordml" xmlns:wps="http://schemas.microsoft.com/office/word/2010/wordprocessingShape" mc:Ignorable="w14 w15 w16se wp14">
+<w:hdr xmlns:wpc="http://schemas.microsoft.com/office/word/2010/wordprocessingCanvas" xmlns:cx="http://schemas.microsoft.com/office/drawing/2014/chartex" xmlns:cx1="http://schemas.microsoft.com/office/drawing/2015/9/8/chartex" xmlns:cx2="http://schemas.microsoft.com/office/drawing/2015/10/21/chartex" xmlns:cx3="http://schemas.microsoft.com/office/drawing/2016/5/9/chartex" xmlns:cx4="http://schemas.microsoft.com/office/drawing/2016/5/10/chartex" xmlns:cx5="http://schemas.microsoft.com/office/drawing/2016/5/11/chartex" xmlns:cx6="http://schemas.microsoft.com/office/drawing/2016/5/12/chartex" xmlns:cx7="http://schemas.microsoft.com/office/drawing/2016/5/13/chartex" xmlns:cx8="http://schemas.microsoft.com/office/drawing/2016/5/14/chartex" xmlns:mc="http://schemas.openxmlformats.org/markup-compatibility/2006" xmlns:aink="http://schemas.microsoft.com/office/drawing/2016/ink" xmlns:am3d="http://schemas.microsoft.com/office/drawing/2017/model3d" xmlns:o="urn:schemas-microsoft-com:office:office" xmlns:oel="http://schemas.microsoft.com/office/2019/extlst" xmlns:r="http://schemas.openxmlformats.org/officeDocument/2006/relationships" xmlns:m="http://schemas.openxmlformats.org/officeDocument/2006/math" xmlns:v="urn:schemas-microsoft-com:vml" xmlns:wp14="http://schemas.microsoft.com/office/word/2010/wordprocessingDrawing" xmlns:wp="http://schemas.openxmlformats.org/drawingml/2006/wordprocessingDrawing" xmlns:w10="urn:schemas-microsoft-com:office:word" xmlns:w="http://schemas.openxmlformats.org/wordprocessingml/2006/main" xmlns:w14="http://schemas.microsoft.com/office/word/2010/wordml" xmlns:w15="http://schemas.microsoft.com/office/word/2012/wordml" xmlns:w16cex="http://schemas.microsoft.com/office/word/2018/wordml/cex" xmlns:w16cid="http://schemas.microsoft.com/office/word/2016/wordml/cid" xmlns:w16="http://schemas.microsoft.com/office/word/2018/wordml" xmlns:w16sdtdh="http://schemas.microsoft.com/office/word/2020/wordml/sdtdatahash" xmlns:w16se="http://schemas.microsoft.com/office/word/2015/wordml/symex" xmlns:wpg="http://schemas.microsoft.com/office/word/2010/wordprocessingGroup" xmlns:wpi="http://schemas.microsoft.com/office/word/2010/wordprocessingInk" xmlns:wne="http://schemas.microsoft.com/office/word/2006/wordml" xmlns:wps="http://schemas.microsoft.com/office/word/2010/wordprocessingShape" mc:Ignorable="w14 w15 w16se w16cid w16 w16cex w16sdtdh wp14">
   <w:p>
     <w:pPr>
       <w:pStyle w:val="a4"/>
       <w:jc w:val="center"/>
     </w:pPr>
     <w:r>
-      <w:t>Внутренний приказ №45-</w:t>
-    </w:r>
-    <w:r>
-      <w:t>к</w:t>
+      <w:t>Внутренний приказ №45-к</w:t>
     </w:r>
     <w:r>
       <w:t xml:space="preserve"> </w:t>
@@ -637,7 +1262,7 @@
 </file>
 
 <file path=word/header3.xml><?xml version="1.0" encoding="utf-8"?>
-<w:hdr xmlns:wpc="http://schemas.microsoft.com/office/word/2010/wordprocessingCanvas" xmlns:cx="http://schemas.microsoft.com/office/drawing/2014/chartex" xmlns:mc="http://schemas.openxmlformats.org/markup-compatibility/2006" xmlns:o="urn:schemas-microsoft-com:office:office" xmlns:r="http://schemas.openxmlformats.org/officeDocument/2006/relationships" xmlns:m="http://schemas.openxmlformats.org/officeDocument/2006/math" xmlns:v="urn:schemas-microsoft-com:vml" xmlns:wp14="http://schemas.microsoft.com/office/word/2010/wordprocessingDrawing" xmlns:wp="http://schemas.openxmlformats.org/drawingml/2006/wordprocessingDrawing" xmlns:w10="urn:schemas-microsoft-com:office:word" xmlns:w="http://schemas.openxmlformats.org/wordprocessingml/2006/main" xmlns:w14="http://schemas.microsoft.com/office/word/2010/wordml" xmlns:w15="http://schemas.microsoft.com/office/word/2012/wordml" xmlns:w16se="http://schemas.microsoft.com/office/word/2015/wordml/symex" xmlns:wpg="http://schemas.microsoft.com/office/word/2010/wordprocessingGroup" xmlns:wpi="http://schemas.microsoft.com/office/word/2010/wordprocessingInk" xmlns:wne="http://schemas.microsoft.com/office/word/2006/wordml" xmlns:wps="http://schemas.microsoft.com/office/word/2010/wordprocessingShape" mc:Ignorable="w14 w15 w16se wp14">
+<w:hdr xmlns:wpc="http://schemas.microsoft.com/office/word/2010/wordprocessingCanvas" xmlns:cx="http://schemas.microsoft.com/office/drawing/2014/chartex" xmlns:cx1="http://schemas.microsoft.com/office/drawing/2015/9/8/chartex" xmlns:cx2="http://schemas.microsoft.com/office/drawing/2015/10/21/chartex" xmlns:cx3="http://schemas.microsoft.com/office/drawing/2016/5/9/chartex" xmlns:cx4="http://schemas.microsoft.com/office/drawing/2016/5/10/chartex" xmlns:cx5="http://schemas.microsoft.com/office/drawing/2016/5/11/chartex" xmlns:cx6="http://schemas.microsoft.com/office/drawing/2016/5/12/chartex" xmlns:cx7="http://schemas.microsoft.com/office/drawing/2016/5/13/chartex" xmlns:cx8="http://schemas.microsoft.com/office/drawing/2016/5/14/chartex" xmlns:mc="http://schemas.openxmlformats.org/markup-compatibility/2006" xmlns:aink="http://schemas.microsoft.com/office/drawing/2016/ink" xmlns:am3d="http://schemas.microsoft.com/office/drawing/2017/model3d" xmlns:o="urn:schemas-microsoft-com:office:office" xmlns:oel="http://schemas.microsoft.com/office/2019/extlst" xmlns:r="http://schemas.openxmlformats.org/officeDocument/2006/relationships" xmlns:m="http://schemas.openxmlformats.org/officeDocument/2006/math" xmlns:v="urn:schemas-microsoft-com:vml" xmlns:wp14="http://schemas.microsoft.com/office/word/2010/wordprocessingDrawing" xmlns:wp="http://schemas.openxmlformats.org/drawingml/2006/wordprocessingDrawing" xmlns:w10="urn:schemas-microsoft-com:office:word" xmlns:w="http://schemas.openxmlformats.org/wordprocessingml/2006/main" xmlns:w14="http://schemas.microsoft.com/office/word/2010/wordml" xmlns:w15="http://schemas.microsoft.com/office/word/2012/wordml" xmlns:w16cex="http://schemas.microsoft.com/office/word/2018/wordml/cex" xmlns:w16cid="http://schemas.microsoft.com/office/word/2016/wordml/cid" xmlns:w16="http://schemas.microsoft.com/office/word/2018/wordml" xmlns:w16sdtdh="http://schemas.microsoft.com/office/word/2020/wordml/sdtdatahash" xmlns:w16se="http://schemas.microsoft.com/office/word/2015/wordml/symex" xmlns:wpg="http://schemas.microsoft.com/office/word/2010/wordprocessingGroup" xmlns:wpi="http://schemas.microsoft.com/office/word/2010/wordprocessingInk" xmlns:wne="http://schemas.microsoft.com/office/word/2006/wordml" xmlns:wps="http://schemas.microsoft.com/office/word/2010/wordprocessingShape" mc:Ignorable="w14 w15 w16se w16cid w16 w16cex w16sdtdh wp14">
   <w:p>
     <w:pPr>
       <w:pStyle w:val="a4"/>
@@ -659,7 +1284,7 @@
 </file>
 
 <file path=word/styles.xml><?xml version="1.0" encoding="utf-8"?>
-<w:styles xmlns:mc="http://schemas.openxmlformats.org/markup-compatibility/2006" xmlns:r="http://schemas.openxmlformats.org/officeDocument/2006/relationships" xmlns:w="http://schemas.openxmlformats.org/wordprocessingml/2006/main" xmlns:w14="http://schemas.microsoft.com/office/word/2010/wordml" xmlns:w15="http://schemas.microsoft.com/office/word/2012/wordml" xmlns:w16se="http://schemas.microsoft.com/office/word/2015/wordml/symex" mc:Ignorable="w14 w15 w16se">
+<w:styles xmlns:mc="http://schemas.openxmlformats.org/markup-compatibility/2006" xmlns:r="http://schemas.openxmlformats.org/officeDocument/2006/relationships" xmlns:w="http://schemas.openxmlformats.org/wordprocessingml/2006/main" xmlns:w14="http://schemas.microsoft.com/office/word/2010/wordml" xmlns:w15="http://schemas.microsoft.com/office/word/2012/wordml" xmlns:w16cex="http://schemas.microsoft.com/office/word/2018/wordml/cex" xmlns:w16cid="http://schemas.microsoft.com/office/word/2016/wordml/cid" xmlns:w16="http://schemas.microsoft.com/office/word/2018/wordml" xmlns:w16sdtdh="http://schemas.microsoft.com/office/word/2020/wordml/sdtdatahash" xmlns:w16se="http://schemas.microsoft.com/office/word/2015/wordml/symex" mc:Ignorable="w14 w15 w16se w16cid w16 w16cex w16sdtdh">
   <w:docDefaults>
     <w:rPrDefault>
       <w:rPr>
@@ -675,7 +1300,7 @@
       </w:pPr>
     </w:pPrDefault>
   </w:docDefaults>
-  <w:latentStyles w:defLockedState="0" w:defUIPriority="99" w:defSemiHidden="0" w:defUnhideWhenUsed="0" w:defQFormat="0" w:count="371">
+  <w:latentStyles w:defLockedState="0" w:defUIPriority="99" w:defSemiHidden="0" w:defUnhideWhenUsed="0" w:defQFormat="0" w:count="376">
     <w:lsdException w:name="Normal" w:uiPriority="0" w:qFormat="1"/>
     <w:lsdException w:name="heading 1" w:uiPriority="9" w:qFormat="1"/>
     <w:lsdException w:name="heading 2" w:semiHidden="1" w:uiPriority="9" w:unhideWhenUsed="1" w:qFormat="1"/>
@@ -1047,6 +1672,11 @@
     <w:lsdException w:name="List Table 5 Dark Accent 6" w:uiPriority="50"/>
     <w:lsdException w:name="List Table 6 Colorful Accent 6" w:uiPriority="51"/>
     <w:lsdException w:name="List Table 7 Colorful Accent 6" w:uiPriority="52"/>
+    <w:lsdException w:name="Mention" w:semiHidden="1" w:unhideWhenUsed="1"/>
+    <w:lsdException w:name="Smart Hyperlink" w:semiHidden="1" w:unhideWhenUsed="1"/>
+    <w:lsdException w:name="Hashtag" w:semiHidden="1" w:unhideWhenUsed="1"/>
+    <w:lsdException w:name="Unresolved Mention" w:semiHidden="1" w:unhideWhenUsed="1"/>
+    <w:lsdException w:name="Smart Link" w:semiHidden="1" w:unhideWhenUsed="1"/>
   </w:latentStyles>
   <w:style w:type="paragraph" w:default="1" w:styleId="a">
     <w:name w:val="Normal"/>
@@ -1055,7 +1685,6 @@
   <w:style w:type="character" w:default="1" w:styleId="a0">
     <w:name w:val="Default Paragraph Font"/>
     <w:uiPriority w:val="1"/>
-    <w:semiHidden/>
     <w:unhideWhenUsed/>
   </w:style>
   <w:style w:type="table" w:default="1" w:styleId="a1">
@@ -1177,6 +1806,29 @@
     <w:rPr>
       <w:color w:val="954F72" w:themeColor="followedHyperlink"/>
       <w:u w:val="single"/>
+    </w:rPr>
+  </w:style>
+  <w:style w:type="character" w:styleId="aa">
+    <w:name w:val="Strong"/>
+    <w:basedOn w:val="a0"/>
+    <w:uiPriority w:val="22"/>
+    <w:qFormat/>
+    <w:rsid w:val="00590F62"/>
+    <w:rPr>
+      <w:b/>
+      <w:bCs/>
+    </w:rPr>
+  </w:style>
+  <w:style w:type="character" w:styleId="ab">
+    <w:name w:val="Unresolved Mention"/>
+    <w:basedOn w:val="a0"/>
+    <w:uiPriority w:val="99"/>
+    <w:semiHidden/>
+    <w:unhideWhenUsed/>
+    <w:rsid w:val="00691EBC"/>
+    <w:rPr>
+      <w:color w:val="605E5C"/>
+      <w:shd w:val="clear" w:color="auto" w:fill="E1DFDD"/>
     </w:rPr>
   </w:style>
 </w:styles>
